--- a/rapoarte_1_4/Expert_Drone_AR_1_4_Pavel_Rosca.docx
+++ b/rapoarte_1_4/Expert_Drone_AR_1_4_Pavel_Rosca.docx
@@ -4,21 +4,19 @@
   <w:body>
     <w:p>
       <w:pPr>
-        <w:spacing w:after="280"/>
-        <w:jc w:val="left"/>
+        <w:spacing w:after="200"/>
       </w:pPr>
       <w:r>
         <w:rPr>
           <w:b/>
-          <w:sz w:val="28"/>
+          <w:sz w:val="24"/>
         </w:rPr>
         <w:t>Expert în drone și realitate augmentată – Pavel Rosca</w:t>
       </w:r>
     </w:p>
     <w:p>
       <w:pPr>
-        <w:spacing w:before="120" w:after="120"/>
-        <w:jc w:val="both"/>
+        <w:spacing w:after="120"/>
       </w:pPr>
       <w:r>
         <w:rPr>
@@ -29,16 +27,14 @@
       </w:r>
       <w:r>
         <w:rPr>
-          <w:b w:val="0"/>
           <w:sz w:val="24"/>
         </w:rPr>
-        <w:t>Cercetarea soluțiilor de încărcare autonomă bazate pe energie solară pentru platforma aeriană, pornind de la arhitectura DJI Cloud API integrată în subactivitatea 1.3. Analiza specificațiilor tehnice ale stațiilor de andocare comerciale compatibile cu drona DJI Matrice — inclusiv mecanismele de aterizare autonomă, condițiile de operare și cerințele de alimentare ale stațiilor —, precum și evaluarea modului în care acestea se integrează cu platforma cloud privată on-premise implementată anterior. Analiza necesarului energetic al dronei: capacitatea acumulatorului, autonomia de zbor nominală și realistă, timpii de reîncărcare în mod rapid și impactul temperaturii asupra capacității efective a bateriei în sezonul rece.</w:t>
+        <w:t>Cercetarea soluțiilor de încărcare autonomă bazate pe energie solară pentru platforma aeriană, cu analiza specificațiilor tehnice ale stațiilor de andocare comerciale compatibile cu drona DJI Matrice. Evaluarea necesarului energetic al dronei și a timpilor de reîncărcare în funcție de condițiile de operare.</w:t>
       </w:r>
     </w:p>
     <w:p>
       <w:pPr>
-        <w:spacing w:before="120" w:after="120"/>
-        <w:jc w:val="both"/>
+        <w:spacing w:after="120"/>
       </w:pPr>
       <w:r>
         <w:rPr>
@@ -49,16 +45,14 @@
       </w:r>
       <w:r>
         <w:rPr>
-          <w:b w:val="0"/>
           <w:sz w:val="24"/>
         </w:rPr>
-        <w:t>Evaluarea performanței subsistemului aerian în condiții meteorologice variate: analiza impactului vântului asupra consumului energetic și a stabilității zborului, cuantificarea reducerii autonomiei la temperaturi scăzute, identificarea pragurilor operaționale în condiții de precipitații sau rafale. Evaluarea performanței fluxurilor de comunicare ale platformei aeriene stabilite în subactivitatea 1.3: frecvența telemetriei MQTT, latența comenzilor de zbor și latența video end-to-end prin protocolul WebRTC în scenarii operaționale reprezentative. Documentarea scenariilor de încărcare solară aplicabile platformei aeriene: stație centrală unică față de stații distribuite pe suprafața parcului, cu evaluarea numărului de cicluri de reîncărcare necesare pe zi în funcție de intensitatea misiunilor.</w:t>
+        <w:t>Evaluarea performanței subsistemului aerian în condiții meteorologice variate: impactul vântului și al temperaturilor scăzute asupra autonomiei de zbor. Analiza performanței fluxurilor de comunicare — telemetrie MQTT, latența comenzilor și latența video WebRTC — și documentarea scenariilor de încărcare solară aplicabile platformei aeriene.</w:t>
       </w:r>
     </w:p>
     <w:p>
       <w:pPr>
-        <w:spacing w:before="120" w:after="120"/>
-        <w:jc w:val="both"/>
+        <w:spacing w:after="120"/>
       </w:pPr>
       <w:r>
         <w:rPr>
@@ -69,10 +63,9 @@
       </w:r>
       <w:r>
         <w:rPr>
-          <w:b w:val="0"/>
           <w:sz w:val="24"/>
         </w:rPr>
-        <w:t>Documentarea rezultatelor cercetării privind autonomia energetică a dronei și a soluțiilor de andocare solară, cu concluzii privind fezabilitatea operării continue pe un parc fotovoltaic de 1 MW. Contribuție la ajustările specificațiilor de echipamente recomandate în raportul 1.4: evaluarea necesității achiziției unei stații de andocare dedicate, analiza numărului optim de puncte de andocare în funcție de suprafața parcului și de autonomia de zbor disponibilă, precum și evaluarea funcționalității de control direct la distanță (DRC) în raport cu scenariile de misiune autonomă. Validarea bilanțului energetic al platformei aeriene și a estimărilor privind ponderea consumului flotei în producția totală a parcului fotovoltaic.</w:t>
+        <w:t>Documentarea rezultatelor cercetării privind autonomia energetică a dronei și fezabilitatea soluțiilor de andocare solară pe un parc fotovoltaic de 1 MW. Contribuție la ajustările specificațiilor de echipamente: numărul optim de stații de andocare și validarea bilanțului energetic din raportul 1.4.</w:t>
       </w:r>
     </w:p>
     <w:sectPr>

--- a/rapoarte_1_4/Expert_Drone_AR_1_4_Pavel_Rosca.docx
+++ b/rapoarte_1_4/Expert_Drone_AR_1_4_Pavel_Rosca.docx
@@ -29,7 +29,7 @@
         <w:rPr>
           <w:sz w:val="24"/>
         </w:rPr>
-        <w:t>Cercetarea soluțiilor de încărcare autonomă bazate pe energie solară pentru platforma aeriană, cu analiza specificațiilor tehnice ale stațiilor de andocare comerciale compatibile cu drona DJI Matrice. Evaluarea necesarului energetic al dronei și a timpilor de reîncărcare în funcție de condițiile de operare.</w:t>
+        <w:t>Cercetarea soluțiilor de încărcare autonomă solară pentru platforma aeriană: specificații tehnice ale stațiilor de andocare comerciale compatibile cu DJI Matrice, necesar energetic al dronei și timpi de reîncărcare în funcție de condițiile meteo.</w:t>
       </w:r>
     </w:p>
     <w:p>
@@ -47,7 +47,7 @@
         <w:rPr>
           <w:sz w:val="24"/>
         </w:rPr>
-        <w:t>Evaluarea performanței subsistemului aerian în condiții meteorologice variate: impactul vântului și al temperaturilor scăzute asupra autonomiei de zbor. Analiza performanței fluxurilor de comunicare — telemetrie MQTT, latența comenzilor și latența video WebRTC — și documentarea scenariilor de încărcare solară aplicabile platformei aeriene.</w:t>
+        <w:t>Evaluarea autonomiei de zbor în condiții meteorologice variate: impactul vântului și al temperaturilor scăzute. Analiza performanței fluxurilor de comunicare — telemetrie MQTT, latența comenzilor, video WebRTC — și documentarea scenariilor de încărcare solară aplicabile.</w:t>
       </w:r>
     </w:p>
     <w:p>
@@ -65,7 +65,7 @@
         <w:rPr>
           <w:sz w:val="24"/>
         </w:rPr>
-        <w:t>Documentarea rezultatelor cercetării privind autonomia energetică a dronei și fezabilitatea soluțiilor de andocare solară pe un parc fotovoltaic de 1 MW. Contribuție la ajustările specificațiilor de echipamente: numărul optim de stații de andocare și validarea bilanțului energetic din raportul 1.4.</w:t>
+        <w:t>Documentarea fezabilității soluțiilor de andocare solară pe un parc de 1 MW și contribuție la ajustările specificațiilor: numărul optim de stații de andocare și validarea bilanțului energetic din raportul 1.4.</w:t>
       </w:r>
     </w:p>
     <w:sectPr>
